--- a/reports/Задание_4_Давлетов_АД-23.docx
+++ b/reports/Задание_4_Давлетов_АД-23.docx
@@ -26,7 +26,7 @@
     </w:p>
     <w:p>
       <w:r>
-        <w:t>Для системы записи к врачу составлена таблица рисков и описана защита данных. Двух нужных мер защиты не было в требованиях, поэтому добавлены НФТ-13 и НФТ-14 с тестами.</w:t>
+        <w:t>Я составил таблицу рисков для системы записи к врачу и описал, как защищать данные. Для двух угроз в требованиях не было мер защиты, поэтому я добавил требования НФТ 13 и НФТ 14 и тесты к ним.</w:t>
       </w:r>
     </w:p>
     <w:p>
@@ -46,11 +46,11 @@
       </w:tblPr>
       <w:tblGrid>
         <w:gridCol w:w="340"/>
-        <w:gridCol w:w="1928"/>
+        <w:gridCol w:w="1814"/>
+        <w:gridCol w:w="1247"/>
         <w:gridCol w:w="1077"/>
-        <w:gridCol w:w="1020"/>
-        <w:gridCol w:w="2494"/>
-        <w:gridCol w:w="2778"/>
+        <w:gridCol w:w="2438"/>
+        <w:gridCol w:w="2721"/>
       </w:tblGrid>
       <w:tr>
         <w:trPr>
@@ -90,7 +90,7 @@
         </w:tc>
         <w:tc>
           <w:tcPr>
-            <w:tcW w:type="dxa" w:w="1928"/>
+            <w:tcW w:type="dxa" w:w="1814"/>
             <w:vAlign w:val="center"/>
             <w:shd w:fill="E2E8ED"/>
             <w:tcMar>
@@ -121,6 +121,37 @@
         </w:tc>
         <w:tc>
           <w:tcPr>
+            <w:tcW w:type="dxa" w:w="1247"/>
+            <w:vAlign w:val="center"/>
+            <w:shd w:fill="E2E8ED"/>
+            <w:tcMar>
+              <w:top w:w="80" w:type="dxa"/>
+              <w:left w:w="80" w:type="dxa"/>
+              <w:bottom w:w="80" w:type="dxa"/>
+              <w:right w:w="80" w:type="dxa"/>
+            </w:tcMar>
+            <w:tcBorders>
+              <w:top w:val="single" w:sz="4" w:color="D9D9D9"/>
+              <w:left w:val="single" w:sz="4" w:color="D9D9D9"/>
+              <w:bottom w:val="single" w:sz="4" w:color="D9D9D9"/>
+              <w:right w:val="single" w:sz="4" w:color="D9D9D9"/>
+            </w:tcBorders>
+          </w:tcPr>
+          <w:p>
+            <w:pPr>
+              <w:spacing w:after="40" w:line="245" w:lineRule="auto"/>
+            </w:pPr>
+            <w:r>
+              <w:rPr>
+                <w:b/>
+                <w:sz w:val="18"/>
+              </w:rPr>
+              <w:t>Вероятность</w:t>
+            </w:r>
+          </w:p>
+        </w:tc>
+        <w:tc>
+          <w:tcPr>
             <w:tcW w:type="dxa" w:w="1077"/>
             <w:vAlign w:val="center"/>
             <w:shd w:fill="E2E8ED"/>
@@ -146,44 +177,13 @@
                 <w:b/>
                 <w:sz w:val="18"/>
               </w:rPr>
-              <w:t>Вероят­ность</w:t>
+              <w:t>Влияние</w:t>
             </w:r>
           </w:p>
         </w:tc>
         <w:tc>
           <w:tcPr>
-            <w:tcW w:type="dxa" w:w="1020"/>
-            <w:vAlign w:val="center"/>
-            <w:shd w:fill="E2E8ED"/>
-            <w:tcMar>
-              <w:top w:w="80" w:type="dxa"/>
-              <w:left w:w="80" w:type="dxa"/>
-              <w:bottom w:w="80" w:type="dxa"/>
-              <w:right w:w="80" w:type="dxa"/>
-            </w:tcMar>
-            <w:tcBorders>
-              <w:top w:val="single" w:sz="4" w:color="D9D9D9"/>
-              <w:left w:val="single" w:sz="4" w:color="D9D9D9"/>
-              <w:bottom w:val="single" w:sz="4" w:color="D9D9D9"/>
-              <w:right w:val="single" w:sz="4" w:color="D9D9D9"/>
-            </w:tcBorders>
-          </w:tcPr>
-          <w:p>
-            <w:pPr>
-              <w:spacing w:after="40" w:line="245" w:lineRule="auto"/>
-            </w:pPr>
-            <w:r>
-              <w:rPr>
-                <w:b/>
-                <w:sz w:val="18"/>
-              </w:rPr>
-              <w:t>Влия­ние</w:t>
-            </w:r>
-          </w:p>
-        </w:tc>
-        <w:tc>
-          <w:tcPr>
-            <w:tcW w:type="dxa" w:w="2494"/>
+            <w:tcW w:type="dxa" w:w="2438"/>
             <w:vAlign w:val="center"/>
             <w:shd w:fill="E2E8ED"/>
             <w:tcMar>
@@ -214,7 +214,7 @@
         </w:tc>
         <w:tc>
           <w:tcPr>
-            <w:tcW w:type="dxa" w:w="2778"/>
+            <w:tcW w:type="dxa" w:w="2721"/>
             <w:vAlign w:val="center"/>
             <w:shd w:fill="E2E8ED"/>
             <w:tcMar>
@@ -281,7 +281,7 @@
         </w:tc>
         <w:tc>
           <w:tcPr>
-            <w:tcW w:type="dxa" w:w="1928"/>
+            <w:tcW w:type="dxa" w:w="1814"/>
             <w:vAlign w:val="center"/>
             <w:shd w:fill="FFFFFF"/>
             <w:tcMar>
@@ -306,7 +306,38 @@
                 <w:b w:val="0"/>
                 <w:sz w:val="18"/>
               </w:rPr>
-              <w:t>Два пациента одновременно подтверждают один слот</w:t>
+              <w:t>Два пациента одновременно записываются на одно время</w:t>
+            </w:r>
+          </w:p>
+        </w:tc>
+        <w:tc>
+          <w:tcPr>
+            <w:tcW w:type="dxa" w:w="1247"/>
+            <w:vAlign w:val="center"/>
+            <w:shd w:fill="FFFFFF"/>
+            <w:tcMar>
+              <w:top w:w="80" w:type="dxa"/>
+              <w:left w:w="80" w:type="dxa"/>
+              <w:bottom w:w="80" w:type="dxa"/>
+              <w:right w:w="80" w:type="dxa"/>
+            </w:tcMar>
+            <w:tcBorders>
+              <w:top w:val="single" w:sz="4" w:color="D9D9D9"/>
+              <w:left w:val="single" w:sz="4" w:color="D9D9D9"/>
+              <w:bottom w:val="single" w:sz="4" w:color="D9D9D9"/>
+              <w:right w:val="single" w:sz="4" w:color="D9D9D9"/>
+            </w:tcBorders>
+          </w:tcPr>
+          <w:p>
+            <w:pPr>
+              <w:spacing w:after="40" w:line="245" w:lineRule="auto"/>
+            </w:pPr>
+            <w:r>
+              <w:rPr>
+                <w:b w:val="0"/>
+                <w:sz w:val="18"/>
+              </w:rPr>
+              <w:t>Средняя</w:t>
             </w:r>
           </w:p>
         </w:tc>
@@ -337,13 +368,13 @@
                 <w:b w:val="0"/>
                 <w:sz w:val="18"/>
               </w:rPr>
-              <w:t>Средняя</w:t>
+              <w:t>Высокое</w:t>
             </w:r>
           </w:p>
         </w:tc>
         <w:tc>
           <w:tcPr>
-            <w:tcW w:type="dxa" w:w="1020"/>
+            <w:tcW w:type="dxa" w:w="2438"/>
             <w:vAlign w:val="center"/>
             <w:shd w:fill="FFFFFF"/>
             <w:tcMar>
@@ -368,13 +399,13 @@
                 <w:b w:val="0"/>
                 <w:sz w:val="18"/>
               </w:rPr>
-              <w:t>Высокое</w:t>
+              <w:t>Проверять, свободно ли время, в момент сохранения записи (ФТ 09)</w:t>
             </w:r>
           </w:p>
         </w:tc>
         <w:tc>
           <w:tcPr>
-            <w:tcW w:type="dxa" w:w="2494"/>
+            <w:tcW w:type="dxa" w:w="2721"/>
             <w:vAlign w:val="center"/>
             <w:shd w:fill="FFFFFF"/>
             <w:tcMar>
@@ -399,38 +430,7 @@
                 <w:b w:val="0"/>
                 <w:sz w:val="18"/>
               </w:rPr>
-              <w:t>Проверка и сохранение в одной транзакции, на слоте одна CONFIRMED (ФТ-09)</w:t>
-            </w:r>
-          </w:p>
-        </w:tc>
-        <w:tc>
-          <w:tcPr>
-            <w:tcW w:type="dxa" w:w="2778"/>
-            <w:vAlign w:val="center"/>
-            <w:shd w:fill="FFFFFF"/>
-            <w:tcMar>
-              <w:top w:w="80" w:type="dxa"/>
-              <w:left w:w="80" w:type="dxa"/>
-              <w:bottom w:w="80" w:type="dxa"/>
-              <w:right w:w="80" w:type="dxa"/>
-            </w:tcMar>
-            <w:tcBorders>
-              <w:top w:val="single" w:sz="4" w:color="D9D9D9"/>
-              <w:left w:val="single" w:sz="4" w:color="D9D9D9"/>
-              <w:bottom w:val="single" w:sz="4" w:color="D9D9D9"/>
-              <w:right w:val="single" w:sz="4" w:color="D9D9D9"/>
-            </w:tcBorders>
-          </w:tcPr>
-          <w:p>
-            <w:pPr>
-              <w:spacing w:after="40" w:line="245" w:lineRule="auto"/>
-            </w:pPr>
-            <w:r>
-              <w:rPr>
-                <w:b w:val="0"/>
-                <w:sz w:val="18"/>
-              </w:rPr>
-              <w:t>Второй видит «Слот уже занят». При дубле администратор отменяет одну запись с причиной и предлагает другое время</w:t>
+              <w:t>Второй пациент видит «Слот уже занят» и выбирает другое время. Если дубль всё же появился, администратор отменяет одну запись и предлагает другое время</w:t>
             </w:r>
           </w:p>
         </w:tc>
@@ -472,7 +472,7 @@
         </w:tc>
         <w:tc>
           <w:tcPr>
-            <w:tcW w:type="dxa" w:w="1928"/>
+            <w:tcW w:type="dxa" w:w="1814"/>
             <w:vAlign w:val="center"/>
             <w:shd w:fill="F7F8FA"/>
             <w:tcMar>
@@ -503,7 +503,7 @@
         </w:tc>
         <w:tc>
           <w:tcPr>
-            <w:tcW w:type="dxa" w:w="1077"/>
+            <w:tcW w:type="dxa" w:w="1247"/>
             <w:vAlign w:val="center"/>
             <w:shd w:fill="F7F8FA"/>
             <w:tcMar>
@@ -534,7 +534,7 @@
         </w:tc>
         <w:tc>
           <w:tcPr>
-            <w:tcW w:type="dxa" w:w="1020"/>
+            <w:tcW w:type="dxa" w:w="1077"/>
             <w:vAlign w:val="center"/>
             <w:shd w:fill="F7F8FA"/>
             <w:tcMar>
@@ -565,7 +565,7 @@
         </w:tc>
         <w:tc>
           <w:tcPr>
-            <w:tcW w:type="dxa" w:w="2494"/>
+            <w:tcW w:type="dxa" w:w="2438"/>
             <w:vAlign w:val="center"/>
             <w:shd w:fill="F7F8FA"/>
             <w:tcMar>
@@ -590,13 +590,13 @@
                 <w:b w:val="0"/>
                 <w:sz w:val="18"/>
               </w:rPr>
-              <w:t>Очередь писем и до трёх повторов (ФТ-11), запись не зависит от письма (ФТ-10)</w:t>
+              <w:t>Письма стоят в очереди, при ошибке до трёх повторов (ФТ 11). Запись создаётся и без письма (ФТ 10)</w:t>
             </w:r>
           </w:p>
         </w:tc>
         <w:tc>
           <w:tcPr>
-            <w:tcW w:type="dxa" w:w="2778"/>
+            <w:tcW w:type="dxa" w:w="2721"/>
             <w:vAlign w:val="center"/>
             <w:shd w:fill="F7F8FA"/>
             <w:tcMar>
@@ -621,7 +621,7 @@
                 <w:b w:val="0"/>
                 <w:sz w:val="18"/>
               </w:rPr>
-              <w:t>Запись видна в личном кабинете. Администратор по журналу уведомлений обзванивает пациентов на завтра</w:t>
+              <w:t>Запись видна в личном кабинете. Администратор смотрит, какие письма не ушли, и обзванивает пациентов на завтра</w:t>
             </w:r>
           </w:p>
         </w:tc>
@@ -663,7 +663,7 @@
         </w:tc>
         <w:tc>
           <w:tcPr>
-            <w:tcW w:type="dxa" w:w="1928"/>
+            <w:tcW w:type="dxa" w:w="1814"/>
             <w:vAlign w:val="center"/>
             <w:shd w:fill="FFFFFF"/>
             <w:tcMar>
@@ -688,7 +688,38 @@
                 <w:b w:val="0"/>
                 <w:sz w:val="18"/>
               </w:rPr>
-              <w:t>Пациенты не приходят, слоты пропадают</w:t>
+              <w:t>Пациенты не приходят на приём, время врача пропадает</w:t>
+            </w:r>
+          </w:p>
+        </w:tc>
+        <w:tc>
+          <w:tcPr>
+            <w:tcW w:type="dxa" w:w="1247"/>
+            <w:vAlign w:val="center"/>
+            <w:shd w:fill="FFFFFF"/>
+            <w:tcMar>
+              <w:top w:w="80" w:type="dxa"/>
+              <w:left w:w="80" w:type="dxa"/>
+              <w:bottom w:w="80" w:type="dxa"/>
+              <w:right w:w="80" w:type="dxa"/>
+            </w:tcMar>
+            <w:tcBorders>
+              <w:top w:val="single" w:sz="4" w:color="D9D9D9"/>
+              <w:left w:val="single" w:sz="4" w:color="D9D9D9"/>
+              <w:bottom w:val="single" w:sz="4" w:color="D9D9D9"/>
+              <w:right w:val="single" w:sz="4" w:color="D9D9D9"/>
+            </w:tcBorders>
+          </w:tcPr>
+          <w:p>
+            <w:pPr>
+              <w:spacing w:after="40" w:line="245" w:lineRule="auto"/>
+            </w:pPr>
+            <w:r>
+              <w:rPr>
+                <w:b w:val="0"/>
+                <w:sz w:val="18"/>
+              </w:rPr>
+              <w:t>Высокая</w:t>
             </w:r>
           </w:p>
         </w:tc>
@@ -719,13 +750,13 @@
                 <w:b w:val="0"/>
                 <w:sz w:val="18"/>
               </w:rPr>
-              <w:t>Высокая</w:t>
+              <w:t>Среднее</w:t>
             </w:r>
           </w:p>
         </w:tc>
         <w:tc>
           <w:tcPr>
-            <w:tcW w:type="dxa" w:w="1020"/>
+            <w:tcW w:type="dxa" w:w="2438"/>
             <w:vAlign w:val="center"/>
             <w:shd w:fill="FFFFFF"/>
             <w:tcMar>
@@ -750,13 +781,13 @@
                 <w:b w:val="0"/>
                 <w:sz w:val="18"/>
               </w:rPr>
-              <w:t>Среднее</w:t>
+              <w:t>Напоминание за сутки, отмена в личном кабинете до начала приёма (ФТ 06, ФТ 11)</w:t>
             </w:r>
           </w:p>
         </w:tc>
         <w:tc>
           <w:tcPr>
-            <w:tcW w:type="dxa" w:w="2494"/>
+            <w:tcW w:type="dxa" w:w="2721"/>
             <w:vAlign w:val="center"/>
             <w:shd w:fill="FFFFFF"/>
             <w:tcMar>
@@ -781,38 +812,7 @@
                 <w:b w:val="0"/>
                 <w:sz w:val="18"/>
               </w:rPr>
-              <w:t>Напоминание за 24 часа, отмена в кабинете до начала приёма (ФТ-06, ФТ-11)</w:t>
-            </w:r>
-          </w:p>
-        </w:tc>
-        <w:tc>
-          <w:tcPr>
-            <w:tcW w:type="dxa" w:w="2778"/>
-            <w:vAlign w:val="center"/>
-            <w:shd w:fill="FFFFFF"/>
-            <w:tcMar>
-              <w:top w:w="80" w:type="dxa"/>
-              <w:left w:w="80" w:type="dxa"/>
-              <w:bottom w:w="80" w:type="dxa"/>
-              <w:right w:w="80" w:type="dxa"/>
-            </w:tcMar>
-            <w:tcBorders>
-              <w:top w:val="single" w:sz="4" w:color="D9D9D9"/>
-              <w:left w:val="single" w:sz="4" w:color="D9D9D9"/>
-              <w:bottom w:val="single" w:sz="4" w:color="D9D9D9"/>
-              <w:right w:val="single" w:sz="4" w:color="D9D9D9"/>
-            </w:tcBorders>
-          </w:tcPr>
-          <w:p>
-            <w:pPr>
-              <w:spacing w:after="40" w:line="245" w:lineRule="auto"/>
-            </w:pPr>
-            <w:r>
-              <w:rPr>
-                <w:b w:val="0"/>
-                <w:sz w:val="18"/>
-              </w:rPr>
-              <w:t>Врач отмечает NO_SHOW, администратор смотрит неявки в статистике. Слоты отдавать листу ожидания (CR-01)</w:t>
+              <w:t>Врач отмечает неявку (ФТ 14), администратор видит неявки в статистике. Свободное время отдавать листу ожидания из задания 3</w:t>
             </w:r>
           </w:p>
         </w:tc>
@@ -854,7 +854,7 @@
         </w:tc>
         <w:tc>
           <w:tcPr>
-            <w:tcW w:type="dxa" w:w="1928"/>
+            <w:tcW w:type="dxa" w:w="1814"/>
             <w:vAlign w:val="center"/>
             <w:shd w:fill="F7F8FA"/>
             <w:tcMar>
@@ -879,7 +879,38 @@
                 <w:b w:val="0"/>
                 <w:sz w:val="18"/>
               </w:rPr>
-              <w:t>Администратор ставит врачу отпуск на дни с записями</w:t>
+              <w:t>Администратор ставит врачу отпуск на дни, где уже есть записи</w:t>
+            </w:r>
+          </w:p>
+        </w:tc>
+        <w:tc>
+          <w:tcPr>
+            <w:tcW w:type="dxa" w:w="1247"/>
+            <w:vAlign w:val="center"/>
+            <w:shd w:fill="F7F8FA"/>
+            <w:tcMar>
+              <w:top w:w="80" w:type="dxa"/>
+              <w:left w:w="80" w:type="dxa"/>
+              <w:bottom w:w="80" w:type="dxa"/>
+              <w:right w:w="80" w:type="dxa"/>
+            </w:tcMar>
+            <w:tcBorders>
+              <w:top w:val="single" w:sz="4" w:color="D9D9D9"/>
+              <w:left w:val="single" w:sz="4" w:color="D9D9D9"/>
+              <w:bottom w:val="single" w:sz="4" w:color="D9D9D9"/>
+              <w:right w:val="single" w:sz="4" w:color="D9D9D9"/>
+            </w:tcBorders>
+          </w:tcPr>
+          <w:p>
+            <w:pPr>
+              <w:spacing w:after="40" w:line="245" w:lineRule="auto"/>
+            </w:pPr>
+            <w:r>
+              <w:rPr>
+                <w:b w:val="0"/>
+                <w:sz w:val="18"/>
+              </w:rPr>
+              <w:t>Средняя</w:t>
             </w:r>
           </w:p>
         </w:tc>
@@ -910,13 +941,13 @@
                 <w:b w:val="0"/>
                 <w:sz w:val="18"/>
               </w:rPr>
-              <w:t>Средняя</w:t>
+              <w:t>Высокое</w:t>
             </w:r>
           </w:p>
         </w:tc>
         <w:tc>
           <w:tcPr>
-            <w:tcW w:type="dxa" w:w="1020"/>
+            <w:tcW w:type="dxa" w:w="2438"/>
             <w:vAlign w:val="center"/>
             <w:shd w:fill="F7F8FA"/>
             <w:tcMar>
@@ -941,13 +972,13 @@
                 <w:b w:val="0"/>
                 <w:sz w:val="18"/>
               </w:rPr>
-              <w:t>Высокое</w:t>
+              <w:t>Время с записями нельзя удалить, пока записи не отменены (ФТ 15)</w:t>
             </w:r>
           </w:p>
         </w:tc>
         <w:tc>
           <w:tcPr>
-            <w:tcW w:type="dxa" w:w="2494"/>
+            <w:tcW w:type="dxa" w:w="2721"/>
             <w:vAlign w:val="center"/>
             <w:shd w:fill="F7F8FA"/>
             <w:tcMar>
@@ -972,38 +1003,7 @@
                 <w:b w:val="0"/>
                 <w:sz w:val="18"/>
               </w:rPr>
-              <w:t>Слоты с записями нельзя удалить без отмены записей (ФТ-15)</w:t>
-            </w:r>
-          </w:p>
-        </w:tc>
-        <w:tc>
-          <w:tcPr>
-            <w:tcW w:type="dxa" w:w="2778"/>
-            <w:vAlign w:val="center"/>
-            <w:shd w:fill="F7F8FA"/>
-            <w:tcMar>
-              <w:top w:w="80" w:type="dxa"/>
-              <w:left w:w="80" w:type="dxa"/>
-              <w:bottom w:w="80" w:type="dxa"/>
-              <w:right w:w="80" w:type="dxa"/>
-            </w:tcMar>
-            <w:tcBorders>
-              <w:top w:val="single" w:sz="4" w:color="D9D9D9"/>
-              <w:left w:val="single" w:sz="4" w:color="D9D9D9"/>
-              <w:bottom w:val="single" w:sz="4" w:color="D9D9D9"/>
-              <w:right w:val="single" w:sz="4" w:color="D9D9D9"/>
-            </w:tcBorders>
-          </w:tcPr>
-          <w:p>
-            <w:pPr>
-              <w:spacing w:after="40" w:line="245" w:lineRule="auto"/>
-            </w:pPr>
-            <w:r>
-              <w:rPr>
-                <w:b w:val="0"/>
-                <w:sz w:val="18"/>
-              </w:rPr>
-              <w:t>Отменить записи с причиной, пациенты получают письмо (ФТ-18). Предложить перенос</w:t>
+              <w:t>Отменить записи с причиной, пациенты получат письмо (ФТ 18). Предложить им перенос</w:t>
             </w:r>
           </w:p>
         </w:tc>
@@ -1045,7 +1045,7 @@
         </w:tc>
         <w:tc>
           <w:tcPr>
-            <w:tcW w:type="dxa" w:w="1928"/>
+            <w:tcW w:type="dxa" w:w="1814"/>
             <w:vAlign w:val="center"/>
             <w:shd w:fill="FFFFFF"/>
             <w:tcMar>
@@ -1070,7 +1070,38 @@
                 <w:b w:val="0"/>
                 <w:sz w:val="18"/>
               </w:rPr>
-              <w:t>Утечка данных: кто, к какому врачу и когда записан</w:t>
+              <w:t>Утечка данных о том, кто, к какому врачу и когда записан</w:t>
+            </w:r>
+          </w:p>
+        </w:tc>
+        <w:tc>
+          <w:tcPr>
+            <w:tcW w:type="dxa" w:w="1247"/>
+            <w:vAlign w:val="center"/>
+            <w:shd w:fill="FFFFFF"/>
+            <w:tcMar>
+              <w:top w:w="80" w:type="dxa"/>
+              <w:left w:w="80" w:type="dxa"/>
+              <w:bottom w:w="80" w:type="dxa"/>
+              <w:right w:w="80" w:type="dxa"/>
+            </w:tcMar>
+            <w:tcBorders>
+              <w:top w:val="single" w:sz="4" w:color="D9D9D9"/>
+              <w:left w:val="single" w:sz="4" w:color="D9D9D9"/>
+              <w:bottom w:val="single" w:sz="4" w:color="D9D9D9"/>
+              <w:right w:val="single" w:sz="4" w:color="D9D9D9"/>
+            </w:tcBorders>
+          </w:tcPr>
+          <w:p>
+            <w:pPr>
+              <w:spacing w:after="40" w:line="245" w:lineRule="auto"/>
+            </w:pPr>
+            <w:r>
+              <w:rPr>
+                <w:b w:val="0"/>
+                <w:sz w:val="18"/>
+              </w:rPr>
+              <w:t>Низкая</w:t>
             </w:r>
           </w:p>
         </w:tc>
@@ -1101,13 +1132,13 @@
                 <w:b w:val="0"/>
                 <w:sz w:val="18"/>
               </w:rPr>
-              <w:t>Низкая</w:t>
+              <w:t>Высокое</w:t>
             </w:r>
           </w:p>
         </w:tc>
         <w:tc>
           <w:tcPr>
-            <w:tcW w:type="dxa" w:w="1020"/>
+            <w:tcW w:type="dxa" w:w="2438"/>
             <w:vAlign w:val="center"/>
             <w:shd w:fill="FFFFFF"/>
             <w:tcMar>
@@ -1132,13 +1163,13 @@
                 <w:b w:val="0"/>
                 <w:sz w:val="18"/>
               </w:rPr>
-              <w:t>Высокое</w:t>
+              <w:t>Пароли хранятся как хеш, данные идут по HTTPS, сервер проверяет права, число попыток входа ограничено (НФТ 05, 06, 07 и 13)</w:t>
             </w:r>
           </w:p>
         </w:tc>
         <w:tc>
           <w:tcPr>
-            <w:tcW w:type="dxa" w:w="2494"/>
+            <w:tcW w:type="dxa" w:w="2721"/>
             <w:vAlign w:val="center"/>
             <w:shd w:fill="FFFFFF"/>
             <w:tcMar>
@@ -1163,38 +1194,7 @@
                 <w:b w:val="0"/>
                 <w:sz w:val="18"/>
               </w:rPr>
-              <w:t>Хеш паролей, HTTPS, проверка прав на сервере, ограничение попыток входа (НФТ-05–07, 13)</w:t>
-            </w:r>
-          </w:p>
-        </w:tc>
-        <w:tc>
-          <w:tcPr>
-            <w:tcW w:type="dxa" w:w="2778"/>
-            <w:vAlign w:val="center"/>
-            <w:shd w:fill="FFFFFF"/>
-            <w:tcMar>
-              <w:top w:w="80" w:type="dxa"/>
-              <w:left w:w="80" w:type="dxa"/>
-              <w:bottom w:w="80" w:type="dxa"/>
-              <w:right w:w="80" w:type="dxa"/>
-            </w:tcMar>
-            <w:tcBorders>
-              <w:top w:val="single" w:sz="4" w:color="D9D9D9"/>
-              <w:left w:val="single" w:sz="4" w:color="D9D9D9"/>
-              <w:bottom w:val="single" w:sz="4" w:color="D9D9D9"/>
-              <w:right w:val="single" w:sz="4" w:color="D9D9D9"/>
-            </w:tcBorders>
-          </w:tcPr>
-          <w:p>
-            <w:pPr>
-              <w:spacing w:after="40" w:line="245" w:lineRule="auto"/>
-            </w:pPr>
-            <w:r>
-              <w:rPr>
-                <w:b w:val="0"/>
-                <w:sz w:val="18"/>
-              </w:rPr>
-              <w:t>Закрыть доступ, сменить пароли, найти источник. Уведомить пациентов и Роскомнадзор за 24 часа (152-ФЗ)</w:t>
+              <w:t>Закрыть доступ, сменить пароли, найти причину. В течение 24 часов сообщить в Роскомнадзор, как требует закон о персональных данных, и предупредить пациентов</w:t>
             </w:r>
           </w:p>
         </w:tc>
@@ -1236,7 +1236,7 @@
         </w:tc>
         <w:tc>
           <w:tcPr>
-            <w:tcW w:type="dxa" w:w="1928"/>
+            <w:tcW w:type="dxa" w:w="1814"/>
             <w:vAlign w:val="center"/>
             <w:shd w:fill="F7F8FA"/>
             <w:tcMar>
@@ -1261,7 +1261,38 @@
                 <w:b w:val="0"/>
                 <w:sz w:val="18"/>
               </w:rPr>
-              <w:t>Сбой сервера или повреждение базы</w:t>
+              <w:t>Сбой сервера или порча базы, записи теряются</w:t>
+            </w:r>
+          </w:p>
+        </w:tc>
+        <w:tc>
+          <w:tcPr>
+            <w:tcW w:type="dxa" w:w="1247"/>
+            <w:vAlign w:val="center"/>
+            <w:shd w:fill="F7F8FA"/>
+            <w:tcMar>
+              <w:top w:w="80" w:type="dxa"/>
+              <w:left w:w="80" w:type="dxa"/>
+              <w:bottom w:w="80" w:type="dxa"/>
+              <w:right w:w="80" w:type="dxa"/>
+            </w:tcMar>
+            <w:tcBorders>
+              <w:top w:val="single" w:sz="4" w:color="D9D9D9"/>
+              <w:left w:val="single" w:sz="4" w:color="D9D9D9"/>
+              <w:bottom w:val="single" w:sz="4" w:color="D9D9D9"/>
+              <w:right w:val="single" w:sz="4" w:color="D9D9D9"/>
+            </w:tcBorders>
+          </w:tcPr>
+          <w:p>
+            <w:pPr>
+              <w:spacing w:after="40" w:line="245" w:lineRule="auto"/>
+            </w:pPr>
+            <w:r>
+              <w:rPr>
+                <w:b w:val="0"/>
+                <w:sz w:val="18"/>
+              </w:rPr>
+              <w:t>Низкая</w:t>
             </w:r>
           </w:p>
         </w:tc>
@@ -1292,13 +1323,13 @@
                 <w:b w:val="0"/>
                 <w:sz w:val="18"/>
               </w:rPr>
-              <w:t>Низкая</w:t>
+              <w:t>Высокое</w:t>
             </w:r>
           </w:p>
         </w:tc>
         <w:tc>
           <w:tcPr>
-            <w:tcW w:type="dxa" w:w="1020"/>
+            <w:tcW w:type="dxa" w:w="2438"/>
             <w:vAlign w:val="center"/>
             <w:shd w:fill="F7F8FA"/>
             <w:tcMar>
@@ -1323,13 +1354,13 @@
                 <w:b w:val="0"/>
                 <w:sz w:val="18"/>
               </w:rPr>
-              <w:t>Высокое</w:t>
+              <w:t>Каждую ночь делать резервную копию и хранить её отдельно (НФТ 14)</w:t>
             </w:r>
           </w:p>
         </w:tc>
         <w:tc>
           <w:tcPr>
-            <w:tcW w:type="dxa" w:w="2494"/>
+            <w:tcW w:type="dxa" w:w="2721"/>
             <w:vAlign w:val="center"/>
             <w:shd w:fill="F7F8FA"/>
             <w:tcMar>
@@ -1354,38 +1385,7 @@
                 <w:b w:val="0"/>
                 <w:sz w:val="18"/>
               </w:rPr>
-              <w:t>Ночная резервная копия на отдельном хранилище (НФТ-14)</w:t>
-            </w:r>
-          </w:p>
-        </w:tc>
-        <w:tc>
-          <w:tcPr>
-            <w:tcW w:type="dxa" w:w="2778"/>
-            <w:vAlign w:val="center"/>
-            <w:shd w:fill="F7F8FA"/>
-            <w:tcMar>
-              <w:top w:w="80" w:type="dxa"/>
-              <w:left w:w="80" w:type="dxa"/>
-              <w:bottom w:w="80" w:type="dxa"/>
-              <w:right w:w="80" w:type="dxa"/>
-            </w:tcMar>
-            <w:tcBorders>
-              <w:top w:val="single" w:sz="4" w:color="D9D9D9"/>
-              <w:left w:val="single" w:sz="4" w:color="D9D9D9"/>
-              <w:bottom w:val="single" w:sz="4" w:color="D9D9D9"/>
-              <w:right w:val="single" w:sz="4" w:color="D9D9D9"/>
-            </w:tcBorders>
-          </w:tcPr>
-          <w:p>
-            <w:pPr>
-              <w:spacing w:after="40" w:line="245" w:lineRule="auto"/>
-            </w:pPr>
-            <w:r>
-              <w:rPr>
-                <w:b w:val="0"/>
-                <w:sz w:val="18"/>
-              </w:rPr>
-              <w:t>Восстановить из копии за 1 час (НФТ-12), сверить записи за день, обзвонить пациентов</w:t>
+              <w:t>Восстановить базу из копии за час (НФТ 12), сверить записи за день, обзвонить пациентов</w:t>
             </w:r>
           </w:p>
         </w:tc>
@@ -1427,7 +1427,7 @@
         </w:tc>
         <w:tc>
           <w:tcPr>
-            <w:tcW w:type="dxa" w:w="1928"/>
+            <w:tcW w:type="dxa" w:w="1814"/>
             <w:vAlign w:val="center"/>
             <w:shd w:fill="FFFFFF"/>
             <w:tcMar>
@@ -1458,7 +1458,7 @@
         </w:tc>
         <w:tc>
           <w:tcPr>
-            <w:tcW w:type="dxa" w:w="1077"/>
+            <w:tcW w:type="dxa" w:w="1247"/>
             <w:vAlign w:val="center"/>
             <w:shd w:fill="FFFFFF"/>
             <w:tcMar>
@@ -1489,7 +1489,7 @@
         </w:tc>
         <w:tc>
           <w:tcPr>
-            <w:tcW w:type="dxa" w:w="1020"/>
+            <w:tcW w:type="dxa" w:w="1077"/>
             <w:vAlign w:val="center"/>
             <w:shd w:fill="FFFFFF"/>
             <w:tcMar>
@@ -1520,7 +1520,7 @@
         </w:tc>
         <w:tc>
           <w:tcPr>
-            <w:tcW w:type="dxa" w:w="2494"/>
+            <w:tcW w:type="dxa" w:w="2438"/>
             <w:vAlign w:val="center"/>
             <w:shd w:fill="FFFFFF"/>
             <w:tcMar>
@@ -1545,13 +1545,13 @@
                 <w:b w:val="0"/>
                 <w:sz w:val="18"/>
               </w:rPr>
-              <w:t>Оформлять запросом на изменение, как CR-01, брать в следующий спринт</w:t>
+              <w:t>Оформлять изменения запросом, как в задании 3, и брать их в следующий спринт</w:t>
             </w:r>
           </w:p>
         </w:tc>
         <w:tc>
           <w:tcPr>
-            <w:tcW w:type="dxa" w:w="2778"/>
+            <w:tcW w:type="dxa" w:w="2721"/>
             <w:vAlign w:val="center"/>
             <w:shd w:fill="FFFFFF"/>
             <w:tcMar>
@@ -1576,7 +1576,7 @@
                 <w:b w:val="0"/>
                 <w:sz w:val="18"/>
               </w:rPr>
-              <w:t>Пересмотреть бэклог и цель спринта вместе с клиникой</w:t>
+              <w:t>Пересмотреть план спринта вместе с клиникой</w:t>
             </w:r>
           </w:p>
         </w:tc>
@@ -1597,7 +1597,7 @@
     </w:p>
     <w:p>
       <w:r>
-        <w:t>Самый опасный риск — утечка данных (риск 5). По записям видно, к каким врачам ходит человек, а это данные о здоровье, особая категория персональных данных. Ошибку с записью можно исправить звонком, а утёкшие данные вернуть нельзя: страдают пациенты, клиника получает штраф и теряет доверие.</w:t>
+        <w:t>Самым опасным я считаю утечку данных (риск 5). По записям видно, к каким врачам ходит человек, то есть это данные о здоровье, а их закон охраняет строже всего. Ошибку с записью можно исправить звонком, а утёкшие данные уже не вернуть. Пострадают пациенты, а клиника получит штраф и потеряет доверие.</w:t>
       </w:r>
     </w:p>
     <w:p>
@@ -1615,32 +1615,32 @@
     </w:p>
     <w:p>
       <w:r>
-        <w:t>Что защищаем:</w:t>
+        <w:t>Что нужно защищать:</w:t>
       </w:r>
     </w:p>
     <w:p>
       <w:r>
-        <w:t>• учётные данные: email и хеши паролей всех ролей;</w:t>
+        <w:t>• email и пароли пользователей, причём пароли хранятся только как хеш;</w:t>
       </w:r>
     </w:p>
     <w:p>
       <w:r>
-        <w:t>• персональные данные пациентов: ФИО, телефон, email;</w:t>
+        <w:t>• ФИО, телефоны и email пациентов;</w:t>
       </w:r>
     </w:p>
     <w:p>
       <w:r>
-        <w:t>• записи на приём, отметки о неявке и причины отмены: по специальности врача видно, чем болеет человек;</w:t>
+        <w:t>• записи на приём, отметки о неявке и причины отмены, ведь по врачу видно, чем болеет человек;</w:t>
       </w:r>
     </w:p>
     <w:p>
       <w:r>
-        <w:t>• расписания врачей: их порча срывает приёмы.</w:t>
+        <w:t>• расписания врачей, потому что если их испортить, приёмы сорвутся.</w:t>
       </w:r>
     </w:p>
     <w:p>
       <w:r>
-        <w:t>Справочник специальностей и список врачей не секретны, их видит любой пациент.</w:t>
+        <w:t>Список врачей и специальностей защищать не нужно, его видят все пациенты.</w:t>
       </w:r>
     </w:p>
     <w:tbl>
@@ -1943,7 +1943,7 @@
                 <w:b w:val="0"/>
                 <w:sz w:val="19"/>
               </w:rPr>
-              <w:t>Вход под любым пользователем</w:t>
+              <w:t>Можно войти под любым пользователем</w:t>
             </w:r>
           </w:p>
         </w:tc>
@@ -1974,7 +1974,7 @@
                 <w:b w:val="0"/>
                 <w:sz w:val="19"/>
               </w:rPr>
-              <w:t>Хеш пароля с уникальной солью, исходный пароль не хранится</w:t>
+              <w:t>Хранить не сам пароль, а его хеш с солью</w:t>
             </w:r>
           </w:p>
         </w:tc>
@@ -2036,7 +2036,7 @@
                 <w:b w:val="0"/>
                 <w:sz w:val="19"/>
               </w:rPr>
-              <w:t>НФТ-05</w:t>
+              <w:t>НФТ 05</w:t>
             </w:r>
           </w:p>
         </w:tc>
@@ -2103,7 +2103,7 @@
                 <w:b w:val="0"/>
                 <w:sz w:val="19"/>
               </w:rPr>
-              <w:t>Перехват данных в общей сети Wi-Fi</w:t>
+              <w:t>Перехват данных в открытой сети, например в кафе</w:t>
             </w:r>
           </w:p>
         </w:tc>
@@ -2134,7 +2134,7 @@
                 <w:b w:val="0"/>
                 <w:sz w:val="19"/>
               </w:rPr>
-              <w:t>Чужой видит пароль, ФИО и записи</w:t>
+              <w:t>Чужой человек увидит пароль и записи</w:t>
             </w:r>
           </w:p>
         </w:tc>
@@ -2165,7 +2165,7 @@
                 <w:b w:val="0"/>
                 <w:sz w:val="19"/>
               </w:rPr>
-              <w:t>Все данные передаются только по HTTPS</w:t>
+              <w:t>Передавать данные только по HTTPS</w:t>
             </w:r>
           </w:p>
         </w:tc>
@@ -2196,7 +2196,7 @@
                 <w:b w:val="0"/>
                 <w:sz w:val="19"/>
               </w:rPr>
-              <w:t>Три интерфейса</w:t>
+              <w:t>Все три интерфейса</w:t>
             </w:r>
           </w:p>
         </w:tc>
@@ -2227,7 +2227,7 @@
                 <w:b w:val="0"/>
                 <w:sz w:val="19"/>
               </w:rPr>
-              <w:t>НФТ-06</w:t>
+              <w:t>НФТ 06</w:t>
             </w:r>
           </w:p>
         </w:tc>
@@ -2294,7 +2294,7 @@
                 <w:b w:val="0"/>
                 <w:sz w:val="19"/>
               </w:rPr>
-              <w:t>Пациент подставляет номер чужой записи</w:t>
+              <w:t>Пациент подставляет в запрос номер чужой записи</w:t>
             </w:r>
           </w:p>
         </w:tc>
@@ -2325,7 +2325,7 @@
                 <w:b w:val="0"/>
                 <w:sz w:val="19"/>
               </w:rPr>
-              <w:t>Видит или отменяет чужую запись</w:t>
+              <w:t>Можно посмотреть или отменить чужую запись</w:t>
             </w:r>
           </w:p>
         </w:tc>
@@ -2356,7 +2356,7 @@
                 <w:b w:val="0"/>
                 <w:sz w:val="19"/>
               </w:rPr>
-              <w:t>Сервер проверяет владельца записи при каждом запросе</w:t>
+              <w:t>Сервер при каждом запросе проверяет, чья это запись</w:t>
             </w:r>
           </w:p>
         </w:tc>
@@ -2387,7 +2387,7 @@
                 <w:b w:val="0"/>
                 <w:sz w:val="19"/>
               </w:rPr>
-              <w:t>Авторизация, модуль записи</w:t>
+              <w:t>Авторизация и модуль записи</w:t>
             </w:r>
           </w:p>
         </w:tc>
@@ -2418,7 +2418,7 @@
                 <w:b w:val="0"/>
                 <w:sz w:val="19"/>
               </w:rPr>
-              <w:t>НФТ-07, ТК-16</w:t>
+              <w:t>НФТ 07, ТК 16</w:t>
             </w:r>
           </w:p>
         </w:tc>
@@ -2516,7 +2516,7 @@
                 <w:b w:val="0"/>
                 <w:sz w:val="19"/>
               </w:rPr>
-              <w:t>Посторонний отменяет записи и меняет расписания</w:t>
+              <w:t>Посторонний сможет отменять записи и менять расписание</w:t>
             </w:r>
           </w:p>
         </w:tc>
@@ -2547,7 +2547,7 @@
                 <w:b w:val="0"/>
                 <w:sz w:val="19"/>
               </w:rPr>
-              <w:t>После 5 неверных паролей вход с этим email приостановлен на 15 минут</w:t>
+              <w:t>После пяти неверных паролей вход блокируется на 15 минут</w:t>
             </w:r>
           </w:p>
         </w:tc>
@@ -2609,7 +2609,7 @@
                 <w:b w:val="0"/>
                 <w:sz w:val="19"/>
               </w:rPr>
-              <w:t>НФТ-13 (новое), ТК-19</w:t>
+              <w:t>НФТ 13 (новое), ТК 19</w:t>
             </w:r>
           </w:p>
         </w:tc>
@@ -2676,7 +2676,7 @@
                 <w:b w:val="0"/>
                 <w:sz w:val="19"/>
               </w:rPr>
-              <w:t>Потеря базы из-за сбоя или удаления</w:t>
+              <w:t>Потеря базы при сбое или по ошибке</w:t>
             </w:r>
           </w:p>
         </w:tc>
@@ -2707,7 +2707,7 @@
                 <w:b w:val="0"/>
                 <w:sz w:val="19"/>
               </w:rPr>
-              <w:t>Пропадают все записи и расписания</w:t>
+              <w:t>Пропадут все записи и расписания</w:t>
             </w:r>
           </w:p>
         </w:tc>
@@ -2738,7 +2738,7 @@
                 <w:b w:val="0"/>
                 <w:sz w:val="19"/>
               </w:rPr>
-              <w:t>Ночная копия на отдельном хранилище, проверка восстановления раз в месяц</w:t>
+              <w:t>Ночная копия в отдельном хранилище, раз в месяц пробное восстановление</w:t>
             </w:r>
           </w:p>
         </w:tc>
@@ -2800,7 +2800,7 @@
                 <w:b w:val="0"/>
                 <w:sz w:val="19"/>
               </w:rPr>
-              <w:t>НФТ-14 (новое), ТК-20</w:t>
+              <w:t>НФТ 14 (новое), ТК 20</w:t>
             </w:r>
           </w:p>
         </w:tc>
@@ -2929,7 +2929,7 @@
                 <w:b w:val="0"/>
                 <w:sz w:val="20"/>
               </w:rPr>
-              <w:t>НФТ-13</w:t>
+              <w:t>НФТ 13</w:t>
             </w:r>
           </w:p>
         </w:tc>
@@ -2960,7 +2960,7 @@
                 <w:b w:val="0"/>
                 <w:sz w:val="20"/>
               </w:rPr>
-              <w:t>После пяти неверных паролей подряд для одного email в течение 15 минут вход с этим email приостанавливается на 15 минут, даже при верном пароле. Система показывает «Слишком много попыток входа. Повторите через 15 минут». Успешный вход сбрасывает счётчик.</w:t>
+              <w:t>Если пять раз подряд ввести неверный пароль, вход с этим email блокируется на 15 минут, даже с верным паролем. Система пишет «Слишком много попыток входа. Повторите через 15 минут». После удачного входа счётчик обнуляется.</w:t>
             </w:r>
           </w:p>
         </w:tc>
@@ -2996,7 +2996,7 @@
                 <w:b w:val="0"/>
                 <w:sz w:val="20"/>
               </w:rPr>
-              <w:t>НФТ-14</w:t>
+              <w:t>НФТ 14</w:t>
             </w:r>
           </w:p>
         </w:tc>
@@ -3027,7 +3027,7 @@
                 <w:b w:val="0"/>
                 <w:sz w:val="20"/>
               </w:rPr>
-              <w:t>Резервная копия базы создаётся каждую ночь и хранится отдельно от сервера не менее 30 дней. Теряются изменения не более чем за 24 часа. Восстановление проверяется на стенде раз в месяц.</w:t>
+              <w:t>Каждую ночь делается резервная копия базы. Она хранится отдельно от сервера не меньше 30 дней. При восстановлении теряются данные максимум за последние сутки. Раз в месяц восстановление проверяют на тестовом стенде.</w:t>
             </w:r>
           </w:p>
         </w:tc>
@@ -3040,7 +3040,7 @@
     </w:p>
     <w:p>
       <w:r>
-        <w:t>Изменены документы 03 (требования), 04 (меры в модулях авторизации и базы данных) и 05 (тесты ТК-19 и ТК-20). Тесты запроса CR-01 перенумерованы в ТК-21 и ТК-22. Версия документации 1.1.1, тег v1.1.1.</w:t>
+        <w:t>Требования добавлены в документ 03, а тесты ТК 19 и ТК 20 в документ 05. В документе 04 я дописал эти меры в описание модулей авторизации и базы данных. Тесты для запроса из задания 3 пришлось перенумеровать в ТК 21 и ТК 22. Версия документации теперь 1.1.1, на неё поставлен тег v1.1.1.</w:t>
       </w:r>
     </w:p>
     <w:p>
